--- a/output/投研舆情晨报_2026-10-25.docx
+++ b/output/投研舆情晨报_2026-10-25.docx
@@ -19,7 +19,7 @@
           <w:color w:val="8A939E"/>
           <w:sz w:val="18"/>
         </w:rPr>
-        <w:t>覆盖 6 家媒体 · 入库 16,158 条 · 去重后 1,658 条 · 识别热点 45 个</w:t>
+        <w:t>覆盖 6 家媒体 · 入库 16,167 条 · 去重后 1,276 条 · 识别热点 34 个</w:t>
       </w:r>
     </w:p>
     <w:p>
@@ -126,131 +126,7 @@
           </w:tcPr>
           <w:p>
             <w:r>
-              <w:t>0.749</w:t>
-            </w:r>
-          </w:p>
-        </w:tc>
-        <w:tc>
-          <w:tcPr>
-            <w:tcW w:type="dxa" w:w="1440"/>
-          </w:tcPr>
-          <w:p>
-            <w:r>
-              <w:t>爆点</w:t>
-            </w:r>
-          </w:p>
-        </w:tc>
-        <w:tc>
-          <w:tcPr>
-            <w:tcW w:type="dxa" w:w="1440"/>
-          </w:tcPr>
-          <w:p>
-            <w:r>
-              <w:t>综合</w:t>
-            </w:r>
-          </w:p>
-        </w:tc>
-        <w:tc>
-          <w:tcPr>
-            <w:tcW w:type="dxa" w:w="1440"/>
-          </w:tcPr>
-          <w:p>
-            <w:r>
-              <w:t>维峰电子：2026年第三季度归属于上市公司股东的净利润同比增</w:t>
-            </w:r>
-          </w:p>
-        </w:tc>
-        <w:tc>
-          <w:tcPr>
-            <w:tcW w:type="dxa" w:w="1440"/>
-          </w:tcPr>
-          <w:p>
-            <w:r>
-              <w:t>17/3</w:t>
-            </w:r>
-          </w:p>
-        </w:tc>
-      </w:tr>
-      <w:tr>
-        <w:tc>
-          <w:tcPr>
-            <w:tcW w:type="dxa" w:w="1440"/>
-          </w:tcPr>
-          <w:p>
-            <w:r>
-              <w:t>2</w:t>
-            </w:r>
-          </w:p>
-        </w:tc>
-        <w:tc>
-          <w:tcPr>
-            <w:tcW w:type="dxa" w:w="1440"/>
-          </w:tcPr>
-          <w:p>
-            <w:r>
-              <w:t>0.687</w:t>
-            </w:r>
-          </w:p>
-        </w:tc>
-        <w:tc>
-          <w:tcPr>
-            <w:tcW w:type="dxa" w:w="1440"/>
-          </w:tcPr>
-          <w:p>
-            <w:r>
-              <w:t>爆点</w:t>
-            </w:r>
-          </w:p>
-        </w:tc>
-        <w:tc>
-          <w:tcPr>
-            <w:tcW w:type="dxa" w:w="1440"/>
-          </w:tcPr>
-          <w:p>
-            <w:r>
-              <w:t>综合</w:t>
-            </w:r>
-          </w:p>
-        </w:tc>
-        <w:tc>
-          <w:tcPr>
-            <w:tcW w:type="dxa" w:w="1440"/>
-          </w:tcPr>
-          <w:p>
-            <w:r>
-              <w:t>10月23日《西藏新闻联播》：那曲市巴青县7.0级地震抗震救</w:t>
-            </w:r>
-          </w:p>
-        </w:tc>
-        <w:tc>
-          <w:tcPr>
-            <w:tcW w:type="dxa" w:w="1440"/>
-          </w:tcPr>
-          <w:p>
-            <w:r>
-              <w:t>11/4</w:t>
-            </w:r>
-          </w:p>
-        </w:tc>
-      </w:tr>
-      <w:tr>
-        <w:tc>
-          <w:tcPr>
-            <w:tcW w:type="dxa" w:w="1440"/>
-          </w:tcPr>
-          <w:p>
-            <w:r>
-              <w:t>3</w:t>
-            </w:r>
-          </w:p>
-        </w:tc>
-        <w:tc>
-          <w:tcPr>
-            <w:tcW w:type="dxa" w:w="1440"/>
-          </w:tcPr>
-          <w:p>
-            <w:r>
-              <w:t>0.622</w:t>
+              <w:t>0.756</w:t>
             </w:r>
           </w:p>
         </w:tc>
@@ -302,7 +178,7 @@
           </w:tcPr>
           <w:p>
             <w:r>
-              <w:t>4</w:t>
+              <w:t>2</w:t>
             </w:r>
           </w:p>
         </w:tc>
@@ -312,7 +188,7 @@
           </w:tcPr>
           <w:p>
             <w:r>
-              <w:t>0.570</w:t>
+              <w:t>0.741</w:t>
             </w:r>
           </w:p>
         </w:tc>
@@ -342,7 +218,7 @@
           </w:tcPr>
           <w:p>
             <w:r>
-              <w:t>乌克兰表示，针对星链（Starlink）的所有限制均已解除。</w:t>
+              <w:t>10月23日《西藏新闻联播》：那曲市巴青县7.0级地震抗震救</w:t>
             </w:r>
           </w:p>
         </w:tc>
@@ -352,7 +228,7 @@
           </w:tcPr>
           <w:p>
             <w:r>
-              <w:t>5/3</w:t>
+              <w:t>10/4</w:t>
             </w:r>
           </w:p>
         </w:tc>
@@ -364,7 +240,7 @@
           </w:tcPr>
           <w:p>
             <w:r>
-              <w:t>5</w:t>
+              <w:t>3</w:t>
             </w:r>
           </w:p>
         </w:tc>
@@ -374,7 +250,7 @@
           </w:tcPr>
           <w:p>
             <w:r>
-              <w:t>0.514</w:t>
+              <w:t>0.725</w:t>
             </w:r>
           </w:p>
         </w:tc>
@@ -384,7 +260,7 @@
           </w:tcPr>
           <w:p>
             <w:r>
-              <w:t>高热</w:t>
+              <w:t>爆点</w:t>
             </w:r>
           </w:p>
         </w:tc>
@@ -394,7 +270,7 @@
           </w:tcPr>
           <w:p>
             <w:r>
-              <w:t>国际市场</w:t>
+              <w:t>宏观政策</w:t>
             </w:r>
           </w:p>
         </w:tc>
@@ -404,7 +280,7 @@
           </w:tcPr>
           <w:p>
             <w:r>
-              <w:t>布伦特原油突破115美元/桶，日内涨1.6％；WTI原油日内</w:t>
+              <w:t>去年全国结婚登记676万对，广东结婚登记人数连续四年第一</w:t>
             </w:r>
           </w:p>
         </w:tc>
@@ -414,7 +290,7 @@
           </w:tcPr>
           <w:p>
             <w:r>
-              <w:t>4/3</w:t>
+              <w:t>6/2</w:t>
             </w:r>
           </w:p>
         </w:tc>
@@ -426,7 +302,7 @@
           </w:tcPr>
           <w:p>
             <w:r>
-              <w:t>6</w:t>
+              <w:t>4</w:t>
             </w:r>
           </w:p>
         </w:tc>
@@ -436,7 +312,7 @@
           </w:tcPr>
           <w:p>
             <w:r>
-              <w:t>0.514</w:t>
+              <w:t>0.620</w:t>
             </w:r>
           </w:p>
         </w:tc>
@@ -466,7 +342,7 @@
           </w:tcPr>
           <w:p>
             <w:r>
-              <w:t>外汇局征求意见：拟提升直接投资便利化水平 扩大跨境融资高水平</w:t>
+              <w:t>南方区域电力市场转入正式运行暨高质量发展推进会在广州召开</w:t>
             </w:r>
           </w:p>
         </w:tc>
@@ -488,7 +364,7 @@
           </w:tcPr>
           <w:p>
             <w:r>
-              <w:t>7</w:t>
+              <w:t>5</w:t>
             </w:r>
           </w:p>
         </w:tc>
@@ -498,7 +374,7 @@
           </w:tcPr>
           <w:p>
             <w:r>
-              <w:t>0.507</w:t>
+              <w:t>0.619</w:t>
             </w:r>
           </w:p>
         </w:tc>
@@ -550,7 +426,7 @@
           </w:tcPr>
           <w:p>
             <w:r>
-              <w:t>8</w:t>
+              <w:t>6</w:t>
             </w:r>
           </w:p>
         </w:tc>
@@ -560,7 +436,7 @@
           </w:tcPr>
           <w:p>
             <w:r>
-              <w:t>0.496</w:t>
+              <w:t>0.609</w:t>
             </w:r>
           </w:p>
         </w:tc>
@@ -580,7 +456,7 @@
           </w:tcPr>
           <w:p>
             <w:r>
-              <w:t>综合</w:t>
+              <w:t>宏观政策</w:t>
             </w:r>
           </w:p>
         </w:tc>
@@ -590,7 +466,7 @@
           </w:tcPr>
           <w:p>
             <w:r>
-              <w:t>中国商务部：消费“主引擎”作用持续巩固，超大规模市场优势日益</w:t>
+              <w:t>青海前三季度居民人均可支配收入2.36万元 四项收入全面增长</w:t>
             </w:r>
           </w:p>
         </w:tc>
@@ -600,7 +476,131 @@
           </w:tcPr>
           <w:p>
             <w:r>
-              <w:t>3/3</w:t>
+              <w:t>4/2</w:t>
+            </w:r>
+          </w:p>
+        </w:tc>
+      </w:tr>
+      <w:tr>
+        <w:tc>
+          <w:tcPr>
+            <w:tcW w:type="dxa" w:w="1440"/>
+          </w:tcPr>
+          <w:p>
+            <w:r>
+              <w:t>7</w:t>
+            </w:r>
+          </w:p>
+        </w:tc>
+        <w:tc>
+          <w:tcPr>
+            <w:tcW w:type="dxa" w:w="1440"/>
+          </w:tcPr>
+          <w:p>
+            <w:r>
+              <w:t>0.605</w:t>
+            </w:r>
+          </w:p>
+        </w:tc>
+        <w:tc>
+          <w:tcPr>
+            <w:tcW w:type="dxa" w:w="1440"/>
+          </w:tcPr>
+          <w:p>
+            <w:r>
+              <w:t>高热</w:t>
+            </w:r>
+          </w:p>
+        </w:tc>
+        <w:tc>
+          <w:tcPr>
+            <w:tcW w:type="dxa" w:w="1440"/>
+          </w:tcPr>
+          <w:p>
+            <w:r>
+              <w:t>半导体</w:t>
+            </w:r>
+          </w:p>
+        </w:tc>
+        <w:tc>
+          <w:tcPr>
+            <w:tcW w:type="dxa" w:w="1440"/>
+          </w:tcPr>
+          <w:p>
+            <w:r>
+              <w:t>德明利第三季营收116亿：净利27亿 市值797亿 魏宏章减</w:t>
+            </w:r>
+          </w:p>
+        </w:tc>
+        <w:tc>
+          <w:tcPr>
+            <w:tcW w:type="dxa" w:w="1440"/>
+          </w:tcPr>
+          <w:p>
+            <w:r>
+              <w:t>4/2</w:t>
+            </w:r>
+          </w:p>
+        </w:tc>
+      </w:tr>
+      <w:tr>
+        <w:tc>
+          <w:tcPr>
+            <w:tcW w:type="dxa" w:w="1440"/>
+          </w:tcPr>
+          <w:p>
+            <w:r>
+              <w:t>8</w:t>
+            </w:r>
+          </w:p>
+        </w:tc>
+        <w:tc>
+          <w:tcPr>
+            <w:tcW w:type="dxa" w:w="1440"/>
+          </w:tcPr>
+          <w:p>
+            <w:r>
+              <w:t>0.545</w:t>
+            </w:r>
+          </w:p>
+        </w:tc>
+        <w:tc>
+          <w:tcPr>
+            <w:tcW w:type="dxa" w:w="1440"/>
+          </w:tcPr>
+          <w:p>
+            <w:r>
+              <w:t>高热</w:t>
+            </w:r>
+          </w:p>
+        </w:tc>
+        <w:tc>
+          <w:tcPr>
+            <w:tcW w:type="dxa" w:w="1440"/>
+          </w:tcPr>
+          <w:p>
+            <w:r>
+              <w:t>半导体</w:t>
+            </w:r>
+          </w:p>
+        </w:tc>
+        <w:tc>
+          <w:tcPr>
+            <w:tcW w:type="dxa" w:w="1440"/>
+          </w:tcPr>
+          <w:p>
+            <w:r>
+              <w:t>攸关半导体生产！美国能源部将氦气认定为关键材料</w:t>
+            </w:r>
+          </w:p>
+        </w:tc>
+        <w:tc>
+          <w:tcPr>
+            <w:tcW w:type="dxa" w:w="1440"/>
+          </w:tcPr>
+          <w:p>
+            <w:r>
+              <w:t>3/2</w:t>
             </w:r>
           </w:p>
         </w:tc>
@@ -622,7 +622,7 @@
           </w:tcPr>
           <w:p>
             <w:r>
-              <w:t>0.496</w:t>
+              <w:t>0.545</w:t>
             </w:r>
           </w:p>
         </w:tc>
@@ -642,7 +642,7 @@
           </w:tcPr>
           <w:p>
             <w:r>
-              <w:t>综合</w:t>
+              <w:t>国际市场</w:t>
             </w:r>
           </w:p>
         </w:tc>
@@ -652,7 +652,7 @@
           </w:tcPr>
           <w:p>
             <w:r>
-              <w:t>台风“蔷琵”靠近，上海多区将于今日18时前完成避险人员撤离安</w:t>
+              <w:t>道指跌超650点！美股主要股指全线收跌，芯片股反弹，油价大涨</w:t>
             </w:r>
           </w:p>
         </w:tc>
@@ -662,7 +662,7 @@
           </w:tcPr>
           <w:p>
             <w:r>
-              <w:t>3/3</w:t>
+              <w:t>3/2</w:t>
             </w:r>
           </w:p>
         </w:tc>
@@ -684,7 +684,7 @@
           </w:tcPr>
           <w:p>
             <w:r>
-              <w:t>0.496</w:t>
+              <w:t>0.545</w:t>
             </w:r>
           </w:p>
         </w:tc>
@@ -704,7 +704,7 @@
           </w:tcPr>
           <w:p>
             <w:r>
-              <w:t>综合</w:t>
+              <w:t>大宗与能化</w:t>
             </w:r>
           </w:p>
         </w:tc>
@@ -714,7 +714,7 @@
           </w:tcPr>
           <w:p>
             <w:r>
-              <w:t>南方区域电力市场转入正式运行暨高质量发展推进会在广州召开</w:t>
+              <w:t>国家统计局：10月中旬22种产品价格上涨，生猪价格环比下降4</w:t>
             </w:r>
           </w:p>
         </w:tc>
@@ -724,7 +724,7 @@
           </w:tcPr>
           <w:p>
             <w:r>
-              <w:t>4/3</w:t>
+              <w:t>3/2</w:t>
             </w:r>
           </w:p>
         </w:tc>
@@ -746,7 +746,7 @@
         <w:pStyle w:val="Heading2"/>
       </w:pPr>
       <w:r>
-        <w:t>维峰电子：2026年第三季度归属于上市公司股东的净利润同比增长68.55%</w:t>
+        <w:t>白宫称美国第一夫人促成俄乌在奥列什基局部停火 将便利平民疏散</w:t>
       </w:r>
     </w:p>
     <w:p>
@@ -755,7 +755,7 @@
           <w:color w:val="8A939E"/>
           <w:sz w:val="18"/>
         </w:rPr>
-        <w:t>热度 0.749（爆点）· 17 篇 / 3 家媒体 · 综合</w:t>
+        <w:t>热度 0.756（爆点）· 7 篇 / 3 家媒体 · 综合</w:t>
       </w:r>
     </w:p>
     <w:p>
@@ -767,155 +767,7 @@
         <w:t>事件概述：</w:t>
       </w:r>
       <w:r>
-        <w:t>「维峰电子：2026年第三季度归属于上市公司股东的净利润同比增长68.55%」由 17 篇报道聚合而成，覆盖 3 家媒体，热度 0.749（爆点），所属板块类目：综合。</w:t>
-      </w:r>
-    </w:p>
-    <w:p>
-      <w:r>
-        <w:rPr>
-          <w:b/>
-          <w:color w:val="16324F"/>
-        </w:rPr>
-        <w:t>关键信息：</w:t>
-      </w:r>
-      <w:r>
-        <w:t>中威电子：第三季度归属于上市公司股东的净利润同比增长189.12%；维峰电子：2026年第三季度归属于上市公司股东的净利润同比增长68.55%；中集环科：2026年第三季度归属于上市公司股东的净利润同比增长28.39%</w:t>
-      </w:r>
-    </w:p>
-    <w:p>
-      <w:r>
-        <w:rPr>
-          <w:b/>
-          <w:color w:val="16324F"/>
-        </w:rPr>
-        <w:t>市场影响：</w:t>
-      </w:r>
-      <w:r>
-        <w:t>关联板块代码：本簇未携带板块标签。（LLM 不可用，未生成研判，以上为检索与统计事实）</w:t>
-      </w:r>
-    </w:p>
-    <w:p>
-      <w:r>
-        <w:rPr>
-          <w:b/>
-          <w:color w:val="16324F"/>
-        </w:rPr>
-        <w:t>关注要点：</w:t>
-      </w:r>
-      <w:r>
-        <w:t>建议人工复核该事件的后续进展与板块联动。</w:t>
-      </w:r>
-    </w:p>
-    <w:p>
-      <w:r>
-        <w:rPr>
-          <w:color w:val="8A939E"/>
-          <w:sz w:val="17"/>
-        </w:rPr>
-        <w:t>引用：[1]中威电子：第三季度归属于上市公司股东的净利润同比增长 / [2]维峰电子：2026年第三季度归属于上市公司股东的净利 / [3]中集环科：2026年第三季度归属于上市公司股东的净利 / [4]浙富控股：2026年第三季度归属于上市公司股东的净利</w:t>
-      </w:r>
-    </w:p>
-    <w:p>
-      <w:pPr>
-        <w:pStyle w:val="Heading2"/>
-      </w:pPr>
-      <w:r>
-        <w:t>10月23日《西藏新闻联播》：那曲市巴青县7.0级地震抗震救灾工作有序开展</w:t>
-      </w:r>
-    </w:p>
-    <w:p>
-      <w:r>
-        <w:rPr>
-          <w:color w:val="8A939E"/>
-          <w:sz w:val="18"/>
-        </w:rPr>
-        <w:t>热度 0.687（爆点）· 11 篇 / 4 家媒体 · 综合</w:t>
-      </w:r>
-    </w:p>
-    <w:p>
-      <w:r>
-        <w:rPr>
-          <w:b/>
-          <w:color w:val="16324F"/>
-        </w:rPr>
-        <w:t>事件概述：</w:t>
-      </w:r>
-      <w:r>
-        <w:t>「10月23日《西藏新闻联播》：那曲市巴青县7.0级地震抗震救灾工作有序开展」由 11 篇报道聚合而成，覆盖 4 家媒体，热度 0.687（爆点），所属板块类目：综合。</w:t>
-      </w:r>
-    </w:p>
-    <w:p>
-      <w:r>
-        <w:rPr>
-          <w:b/>
-          <w:color w:val="16324F"/>
-        </w:rPr>
-        <w:t>关键信息：</w:t>
-      </w:r>
-      <w:r>
-        <w:t>10月23日《西藏新闻联播》：那曲市巴青县7.0级地震抗震救灾工作有序开展；抗震救灾！寄递企业驰援西藏那曲；西藏那曲市巴青县发生3.2级地震</w:t>
-      </w:r>
-    </w:p>
-    <w:p>
-      <w:r>
-        <w:rPr>
-          <w:b/>
-          <w:color w:val="16324F"/>
-        </w:rPr>
-        <w:t>市场影响：</w:t>
-      </w:r>
-      <w:r>
-        <w:t>关联板块代码：BK0428、BK0174。（LLM 不可用，未生成研判，以上为检索与统计事实）</w:t>
-      </w:r>
-    </w:p>
-    <w:p>
-      <w:r>
-        <w:rPr>
-          <w:b/>
-          <w:color w:val="16324F"/>
-        </w:rPr>
-        <w:t>关注要点：</w:t>
-      </w:r>
-      <w:r>
-        <w:t>建议人工复核该事件的后续进展与板块联动。</w:t>
-      </w:r>
-    </w:p>
-    <w:p>
-      <w:r>
-        <w:rPr>
-          <w:color w:val="8A939E"/>
-          <w:sz w:val="17"/>
-        </w:rPr>
-        <w:t>引用：[1]10月23日《西藏新闻联播》：那曲市巴青县7.0级地 / [2]抗震救灾！寄递企业驰援西藏那曲 / [3]西藏那曲市巴青县发生3.2级地震 / [4]西藏巴青7.0级地震已造成16人遇难、76人受伤</w:t>
-      </w:r>
-    </w:p>
-    <w:p>
-      <w:pPr>
-        <w:pStyle w:val="Heading2"/>
-      </w:pPr>
-      <w:r>
-        <w:t>白宫称美国第一夫人促成俄乌在奥列什基局部停火 将便利平民疏散</w:t>
-      </w:r>
-    </w:p>
-    <w:p>
-      <w:r>
-        <w:rPr>
-          <w:color w:val="8A939E"/>
-          <w:sz w:val="18"/>
-        </w:rPr>
-        <w:t>热度 0.622（爆点）· 7 篇 / 3 家媒体 · 综合</w:t>
-      </w:r>
-    </w:p>
-    <w:p>
-      <w:r>
-        <w:rPr>
-          <w:b/>
-          <w:color w:val="16324F"/>
-        </w:rPr>
-        <w:t>事件概述：</w:t>
-      </w:r>
-      <w:r>
-        <w:t>「白宫称美国第一夫人促成俄乌在奥列什基局部停火 将便利平民疏散」由 7 篇报道聚合而成，覆盖 3 家媒体，热度 0.622（爆点），所属板块类目：综合。</w:t>
+        <w:t>「白宫称美国第一夫人促成俄乌在奥列什基局部停火 将便利平民疏散」由 7 篇报道聚合而成，覆盖 3 家媒体，热度 0.756（爆点），所属板块类目：综合。</w:t>
       </w:r>
     </w:p>
     <w:p>
@@ -968,7 +820,7 @@
         <w:pStyle w:val="Heading2"/>
       </w:pPr>
       <w:r>
-        <w:t>乌克兰表示，针对星链（Starlink）的所有限制均已解除。</w:t>
+        <w:t>10月23日《西藏新闻联播》：那曲市巴青县7.0级地震抗震救灾工作有序开展</w:t>
       </w:r>
     </w:p>
     <w:p>
@@ -977,7 +829,7 @@
           <w:color w:val="8A939E"/>
           <w:sz w:val="18"/>
         </w:rPr>
-        <w:t>热度 0.570（爆点）· 5 篇 / 3 家媒体 · 综合</w:t>
+        <w:t>热度 0.741（爆点）· 10 篇 / 4 家媒体 · 综合</w:t>
       </w:r>
     </w:p>
     <w:p>
@@ -989,7 +841,7 @@
         <w:t>事件概述：</w:t>
       </w:r>
       <w:r>
-        <w:t>「乌克兰表示，针对星链（Starlink）的所有限制均已解除。」由 5 篇报道聚合而成，覆盖 3 家媒体，热度 0.57（爆点），所属板块类目：综合。</w:t>
+        <w:t>「10月23日《西藏新闻联播》：那曲市巴青县7.0级地震抗震救灾工作有序开展」由 10 篇报道聚合而成，覆盖 4 家媒体，热度 0.741（爆点），所属板块类目：综合。</w:t>
       </w:r>
     </w:p>
     <w:p>
@@ -1001,7 +853,81 @@
         <w:t>关键信息：</w:t>
       </w:r>
       <w:r>
-        <w:t>乌克兰表示，针对星链（Starlink）的所有限制均已解除。；乌克兰称星链网速限制仍未解除；泽连斯基：“星链”及“星盾”速度限制仍未解除</w:t>
+        <w:t>10月23日《西藏新闻联播》：那曲市巴青县7.0级地震抗震救灾工作有序开展；西藏那曲市巴青县发生3.2级地震；西藏巴青7.0级地震已造成16人遇难、76人受伤</w:t>
+      </w:r>
+    </w:p>
+    <w:p>
+      <w:r>
+        <w:rPr>
+          <w:b/>
+          <w:color w:val="16324F"/>
+        </w:rPr>
+        <w:t>市场影响：</w:t>
+      </w:r>
+      <w:r>
+        <w:t>关联板块代码：BK0428、BK0174。（LLM 不可用，未生成研判，以上为检索与统计事实）</w:t>
+      </w:r>
+    </w:p>
+    <w:p>
+      <w:r>
+        <w:rPr>
+          <w:b/>
+          <w:color w:val="16324F"/>
+        </w:rPr>
+        <w:t>关注要点：</w:t>
+      </w:r>
+      <w:r>
+        <w:t>建议人工复核该事件的后续进展与板块联动。</w:t>
+      </w:r>
+    </w:p>
+    <w:p>
+      <w:r>
+        <w:rPr>
+          <w:color w:val="8A939E"/>
+          <w:sz w:val="17"/>
+        </w:rPr>
+        <w:t>引用：[1]10月23日《西藏新闻联播》：那曲市巴青县7.0级地 / [2]西藏那曲市巴青县发生3.2级地震 / [3]西藏巴青7.0级地震已造成16人遇难、76人受伤 / [4]自然资源部为西藏那曲地震救援提供卫星遥感图像</w:t>
+      </w:r>
+    </w:p>
+    <w:p>
+      <w:pPr>
+        <w:pStyle w:val="Heading2"/>
+      </w:pPr>
+      <w:r>
+        <w:t>去年全国结婚登记676万对，广东结婚登记人数连续四年第一</w:t>
+      </w:r>
+    </w:p>
+    <w:p>
+      <w:r>
+        <w:rPr>
+          <w:color w:val="8A939E"/>
+          <w:sz w:val="18"/>
+        </w:rPr>
+        <w:t>热度 0.725（爆点）· 6 篇 / 2 家媒体 · 宏观政策</w:t>
+      </w:r>
+    </w:p>
+    <w:p>
+      <w:r>
+        <w:rPr>
+          <w:b/>
+          <w:color w:val="16324F"/>
+        </w:rPr>
+        <w:t>事件概述：</w:t>
+      </w:r>
+      <w:r>
+        <w:t>「去年全国结婚登记676万对，广东结婚登记人数连续四年第一」由 6 篇报道聚合而成，覆盖 2 家媒体，热度 0.725（爆点），所属板块类目：宏观政策。</w:t>
+      </w:r>
+    </w:p>
+    <w:p>
+      <w:r>
+        <w:rPr>
+          <w:b/>
+          <w:color w:val="16324F"/>
+        </w:rPr>
+        <w:t>关键信息：</w:t>
+      </w:r>
+      <w:r>
+        <w:t>去年全国结婚登记676万对，广东结婚登记人数连续四年第一；去年河北结婚登记人数32.43万对；2025年全国结婚登记676.51万对，增长10.8％</w:t>
       </w:r>
     </w:p>
     <w:p>
@@ -1034,7 +960,7 @@
           <w:color w:val="8A939E"/>
           <w:sz w:val="17"/>
         </w:rPr>
-        <w:t>引用：[1]乌克兰表示，针对星链（Starlink）的所有限制均 / [2]乌克兰称星链网速限制仍未解除 / [3]泽连斯基：“星链”及“星盾”速度限制仍未解除 / [4]泽连斯基：星链和Starshield在乌克兰的使用依</w:t>
+        <w:t>引用：[1]去年全国结婚登记676万对，广东结婚登记人数连续四年 / [2]去年河北结婚登记人数32.43万对 / [3]2025年全国结婚登记676.51万对，增长10.8 / [4]31省份2025年婚姻数据公布 山西登记16.95万</w:t>
       </w:r>
     </w:p>
     <w:p>
@@ -1042,7 +968,7 @@
         <w:pStyle w:val="Heading2"/>
       </w:pPr>
       <w:r>
-        <w:t>布伦特原油突破115美元/桶，日内涨1.6％；WTI原油日内涨幅达2.0%，报1</w:t>
+        <w:t>南方区域电力市场转入正式运行暨高质量发展推进会在广州召开</w:t>
       </w:r>
     </w:p>
     <w:p>
@@ -1051,7 +977,7 @@
           <w:color w:val="8A939E"/>
           <w:sz w:val="18"/>
         </w:rPr>
-        <w:t>热度 0.514（高热）· 4 篇 / 3 家媒体 · 国际市场</w:t>
+        <w:t>热度 0.620（高热）· 4 篇 / 3 家媒体 · 综合</w:t>
       </w:r>
     </w:p>
     <w:p>
@@ -1063,7 +989,7 @@
         <w:t>事件概述：</w:t>
       </w:r>
       <w:r>
-        <w:t>「布伦特原油突破115美元/桶，日内涨1.6％；WTI原油日内涨幅达2.0%，报1」由 4 篇报道聚合而成，覆盖 3 家媒体，热度 0.514（高热），所属板块类目：国际市场。</w:t>
+        <w:t>「南方区域电力市场转入正式运行暨高质量发展推进会在广州召开」由 4 篇报道聚合而成，覆盖 3 家媒体，热度 0.62（高热），所属板块类目：综合。</w:t>
       </w:r>
     </w:p>
     <w:p>
@@ -1075,7 +1001,7 @@
         <w:t>关键信息：</w:t>
       </w:r>
       <w:r>
-        <w:t>布伦特原油突破115美元/桶，日内涨1.6％；WTI原油日内涨幅达2.0%，报1；快讯：WTI原油突破100美元/桶；布伦特原油期价创5个月来新高</w:t>
+        <w:t>南方区域电力市场转入正式运行暨高质量发展推进会在广州召开；中国首个区域电力市场正式运行；南方区域电力市场转入正式运行</w:t>
       </w:r>
     </w:p>
     <w:p>
@@ -1087,7 +1013,7 @@
         <w:t>市场影响：</w:t>
       </w:r>
       <w:r>
-        <w:t>关联板块代码：BK1361、BK0464。（LLM 不可用，未生成研判，以上为检索与统计事实）</w:t>
+        <w:t>关联板块代码：本簇未携带板块标签。（LLM 不可用，未生成研判，以上为检索与统计事实）</w:t>
       </w:r>
     </w:p>
     <w:p>
@@ -1108,7 +1034,81 @@
           <w:color w:val="8A939E"/>
           <w:sz w:val="17"/>
         </w:rPr>
-        <w:t>引用：[1]布伦特原油突破115美元/桶，日内涨1.6％；WTI / [2]快讯：WTI原油突破100美元/桶 / [3]布伦特原油期价创5个月来新高 / [4]原油：中东供应风险推动布伦特原油逼近117美元 创6</w:t>
+        <w:t>引用：[1]南方区域电力市场转入正式运行暨高质量发展推进会在广州 / [2]中国首个区域电力市场正式运行 / [3]南方区域电力市场转入正式运行 / [4]南方区域电力市场今起正式运行</w:t>
+      </w:r>
+    </w:p>
+    <w:p>
+      <w:pPr>
+        <w:pStyle w:val="Heading2"/>
+      </w:pPr>
+      <w:r>
+        <w:t>冲突升级！胡塞武装对沙特发起多次袭击 目标直指能源设施和机场</w:t>
+      </w:r>
+    </w:p>
+    <w:p>
+      <w:r>
+        <w:rPr>
+          <w:color w:val="8A939E"/>
+          <w:sz w:val="18"/>
+        </w:rPr>
+        <w:t>热度 0.619（高热）· 6 篇 / 3 家媒体 · 综合</w:t>
+      </w:r>
+    </w:p>
+    <w:p>
+      <w:r>
+        <w:rPr>
+          <w:b/>
+          <w:color w:val="16324F"/>
+        </w:rPr>
+        <w:t>事件概述：</w:t>
+      </w:r>
+      <w:r>
+        <w:t>「冲突升级！胡塞武装对沙特发起多次袭击 目标直指能源设施和机场」由 6 篇报道聚合而成，覆盖 3 家媒体，热度 0.619（高热），所属板块类目：综合。</w:t>
+      </w:r>
+    </w:p>
+    <w:p>
+      <w:r>
+        <w:rPr>
+          <w:b/>
+          <w:color w:val="16324F"/>
+        </w:rPr>
+        <w:t>关键信息：</w:t>
+      </w:r>
+      <w:r>
+        <w:t>冲突升级！胡塞武装对沙特发起多次袭击 目标直指能源设施和机场；胡塞武装：袭击了沙特能源设施和利雅得机场；也门胡塞武装称对沙特机场和石油设施等目标发动袭击</w:t>
+      </w:r>
+    </w:p>
+    <w:p>
+      <w:r>
+        <w:rPr>
+          <w:b/>
+          <w:color w:val="16324F"/>
+        </w:rPr>
+        <w:t>市场影响：</w:t>
+      </w:r>
+      <w:r>
+        <w:t>关联板块代码：BK1480。（LLM 不可用，未生成研判，以上为检索与统计事实）</w:t>
+      </w:r>
+    </w:p>
+    <w:p>
+      <w:r>
+        <w:rPr>
+          <w:b/>
+          <w:color w:val="16324F"/>
+        </w:rPr>
+        <w:t>关注要点：</w:t>
+      </w:r>
+      <w:r>
+        <w:t>建议人工复核该事件的后续进展与板块联动。</w:t>
+      </w:r>
+    </w:p>
+    <w:p>
+      <w:r>
+        <w:rPr>
+          <w:color w:val="8A939E"/>
+          <w:sz w:val="17"/>
+        </w:rPr>
+        <w:t>引用：[1]冲突升级！胡塞武装对沙特发起多次袭击 目标直指能源设 / [2]胡塞武装：袭击了沙特能源设施和利雅得机场 / [3]也门胡塞武装称对沙特机场和石油设施等目标发动袭击 / [4]也门胡塞武装称沙特一天内发动百次空袭</w:t>
       </w:r>
     </w:p>
     <w:p>
@@ -1127,7 +1127,7 @@
         <w:pStyle w:val="ListBullet"/>
       </w:pPr>
       <w:r>
-        <w:t>采集：6 家媒体公开接口，累计入库 16,158 条</w:t>
+        <w:t>采集：6 家媒体公开接口，累计入库 16,167 条</w:t>
       </w:r>
     </w:p>
     <w:p>
@@ -1135,7 +1135,7 @@
         <w:pStyle w:val="ListBullet"/>
       </w:pPr>
       <w:r>
-        <w:t>三层去重：1,916 → 1,658 条（精确141/SimHash9/语义108）</w:t>
+        <w:t>三层去重：1,539 → 1,276 条（精确152/SimHash10/语义101）</w:t>
       </w:r>
     </w:p>
     <w:p>
